--- a/database/周三002_马竞vs马拉加_头条版.docx
+++ b/database/周三002_马竞vs马拉加_头条版.docx
@@ -13,7 +13,7 @@
           <w:color w:val="1A3A5C"/>
           <w:sz w:val="32"/>
         </w:rPr>
-        <w:t>马竞VS马拉加：1.20的豪门，近10场却5胜5负？</w:t>
+        <w:t>周三002马竞1.20藏坑？模型砍12点胜率，谨防升班马死守</w:t>
       </w:r>
     </w:p>
     <w:p>
@@ -52,7 +52,7 @@
           <w:color w:val="333333"/>
           <w:sz w:val="22"/>
         </w:rPr>
-        <w:t>很多人看到马竞主场打升班马，第一反应是"闭眼买主胜"。1.20的定价，市场隐含主胜73.8%，让一球还要净胜两球才能赢下——听着像稳得不能再稳。但后台模型跑完，这场的水比想象深得多。</w:t>
+        <w:t>很多人看到马竞主场打升班马，第一反应是"闭眼看好主胜"。1.20的定价，市场隐含主胜73.8%，让一球还要净胜两球才能赢下——听着像稳得不能再稳。但后台模型跑完，这场的水比想象深得多。</w:t>
       </w:r>
     </w:p>
     <w:p>
@@ -66,7 +66,7 @@
           <w:color w:val="333333"/>
           <w:sz w:val="22"/>
         </w:rPr>
-        <w:t>先别急着下单，拆开看三刀。</w:t>
+        <w:t>先别急着跟风，拆开看三刀。</w:t>
       </w:r>
     </w:p>
     <w:p>
@@ -178,7 +178,21 @@
           <w:color w:val="333333"/>
           <w:sz w:val="22"/>
         </w:rPr>
-        <w:t>这一刀是马竞的加分项，也是我唯一犹豫要不要跟市场对赌的地方。6人伤停的升班马客场，想爆冷难度确实大。</w:t>
+        <w:t>这一刀是马竞的加分项，也是我唯一犹豫要不要逆市场情绪而行的原因。6人伤停的升班马客场，想爆冷难度确实大。</w:t>
+      </w:r>
+    </w:p>
+    <w:p>
+      <w:pPr>
+        <w:spacing w:after="120"/>
+      </w:pPr>
+      <w:r>
+        <w:rPr>
+          <w:rFonts w:ascii="微软雅黑" w:hAnsi="微软雅黑" w:eastAsia="微软雅黑"/>
+          <w:b w:val="0"/>
+          <w:color w:val="333333"/>
+          <w:sz w:val="22"/>
+        </w:rPr>
+        <w:t>不过话说回来，马拉加摆大巴的底子是有的——上季西乙客场6胜2平2负，靠的就是收缩三线、放弃边路、中路堆人。马竞破密集防守向来是老大难，上季主场打保级队，0-1输塞尔塔、1-1平赫罗纳这种场面没少见。传中成功率不高、禁区里没人抢点，碰上铁桶阵，往往只能靠定位球和远射碰运气。这场如果马拉加铁了心死守，马竞的进攻效率还得再打一次折。</w:t>
       </w:r>
     </w:p>
     <w:p>
@@ -589,7 +603,7 @@
           <w:color w:val="333333"/>
           <w:sz w:val="22"/>
         </w:rPr>
-        <w:t>机构给到1.20的生死盘，你们觉得马竞是稳穿两球，还是被升班马咬一口？评论区留个比分，赛后回来验证。我先来——我押1-0，理由很简单：马竞这状态，赢球可以，赢两个真不放心。</w:t>
+        <w:t>机构给到1.20的极限低水，你们觉得马竞是稳穿两球，还是被升班马咬一口？评论区留个比分，赛后回来验证。我先来——我押1-0，理由很简单：马竞这状态，赢球可以，赢两个真不放心。</w:t>
       </w:r>
     </w:p>
     <w:p>
